--- a/report/Relatorio_Projeto_Acessibilidade_VR_ABNT.docx
+++ b/report/Relatorio_Projeto_Acessibilidade_VR_ABNT.docx
@@ -3580,7 +3580,7 @@
           <w:color w:val="000000"/>
           <w:sz w:val="24"/>
         </w:rPr>
-        <w:t>Foram realizadas checagens de sintaxe em todos os módulos JavaScript, inspeções no navegador e testes automatizados com a biblioteca nativa de testes do Node.js. Os casos cobrem o bloqueio da rampa não conforme, a colisão dos corrimãos, a impossibilidade de escalar a face lateral do patamar, a continuidade da rampa corrigida e a permanência dos equipamentos do corredor em 0,10 m. Os quatro testes passaram, e os cenários corrigidos atingiram 5 de 5 critérios na entrada, 3 de 3 no corredor e 6 de 6 no banheiro. Esses resultados confirmam a coerência interna das regras, mas não equivalem a validação externa ou certificação normativa.</w:t>
+        <w:t>Foram realizadas checagens de sintaxe em todos os módulos JavaScript, inspeções no navegador e testes automatizados com a biblioteca nativa de testes do Node.js. Quatro casos de navegação cobrem o bloqueio da rampa não conforme, a colisão dos corrimãos, a impossibilidade de escalar a face lateral do patamar, a continuidade da rampa corrigida e a permanência dos equipamentos do corredor em 0,10 m. Outros quatro casos verificam as regras paramétricas, as pontuações iniciais e a correção integral dos 14 critérios. Os oito testes passaram, e os cenários corrigidos atingiram 5 de 5 critérios na entrada, 3 de 3 no corredor e 6 de 6 no banheiro. Esses resultados confirmam a coerência interna das regras, mas não equivalem a validação externa ou certificação normativa.</w:t>
       </w:r>
     </w:p>
     <w:p>
